--- a/ladeklar/docs/recht/pdf/AVV.docx
+++ b/ladeklar/docs/recht/pdf/AVV.docx
@@ -2,7 +2,7 @@
 <file path=word/document.xml><?xml version="1.0" encoding="utf-8"?>
 <w:document xmlns:w="http://schemas.openxmlformats.org/wordprocessingml/2006/main" xmlns:m="http://schemas.openxmlformats.org/officeDocument/2006/math" xmlns:r="http://schemas.openxmlformats.org/officeDocument/2006/relationships" xmlns:o="urn:schemas-microsoft-com:office:office" xmlns:v="urn:schemas-microsoft-com:vml" xmlns:w10="urn:schemas-microsoft-com:office:word" xmlns:a="http://schemas.openxmlformats.org/drawingml/2006/main" xmlns:pic="http://schemas.openxmlformats.org/drawingml/2006/picture" xmlns:wp="http://schemas.openxmlformats.org/drawingml/2006/wordprocessingDrawing">
   <w:body>
-    <w:bookmarkStart w:id="43" w:name="Xc50f26a02bb8ad91c46713364ab5c5352298fb7"/>
+    <w:bookmarkStart w:id="44" w:name="Xc50f26a02bb8ad91c46713364ab5c5352298fb7"/>
     <w:p>
       <w:pPr>
         <w:pStyle w:val="Heading1"/>
@@ -239,7 +239,7 @@
         <w:pStyle w:val="Compact"/>
       </w:pPr>
       <w:r>
-        <w:t xml:space="preserve">die vom Kunden in der Plattform gewählten Einstellungen, insbesondere zu Rollen und Rechten, Standort beim Statuswechsel, Fahrsperre, Ankunftserfassung, Fotopflicht, Unterschrift, offenen Touren und Löschfristen;</w:t>
+        <w:t xml:space="preserve">die vom Kunden in der Plattform gewählten Einstellungen, insbesondere zu Rollen und Rechten, Standort beim Statuswechsel, Fahrsperre, Ankunftserfassung, Fotopflicht, Unterschrift, offenen Touren, Auswertungen je Fahrer und der Löschfrist für Lieferungen;</w:t>
       </w:r>
     </w:p>
     <w:p>
@@ -417,7 +417,7 @@
         <w:t xml:space="preserve"> </w:t>
       </w:r>
       <w:r>
-        <w:t xml:space="preserve">Die Plattform ist so gestaltet, dass Mitarbeiter des Anbieters über die Plattform-Konsole keine Auftragsdaten einsehen können. Zugriffe auf Auftragsdaten erfolgen ausschließlich</w:t>
+        <w:t xml:space="preserve">Die Plattform ist so gestaltet, dass Mitarbeiter des Anbieters über die Lizenzgeber-Konsole keine Auftragsdaten einsehen können; die Konsole zeigt je Kunde nur Firmen-, Kontakt- und Lizenzdaten, Kündigungs- und Tarifwünsche des Admins, den belegten Speicher sowie Anzahl der Fahrer, Büro-Zugänge, Fahrzeuge und Lieferungen. Live-Hinweise an die Konsole enthalten nur Art und Kennung eines geänderten Datensatzes, keine Inhalte. Zugriffe auf Auftragsdaten erfolgen ausschließlich</w:t>
       </w:r>
     </w:p>
     <w:p>
@@ -482,6 +482,14 @@
         <w:pStyle w:val="BodyText"/>
       </w:pPr>
       <w:r>
+        <w:t xml:space="preserve">Die Konsole erlaubt dem Anbieter, für einen ausgesperrten Admin des Kunden ein Einmalpasswort zu erzeugen; dabei schaltet die Plattform die Zwei-Faktor-Anmeldung dieses Admins aus (Anlage 4 Abs. 7). Der Anbieter nutzt diese Funktion nur auf Anforderung des Kunden, übermittelt das Einmalpasswort nur an den Kunden und meldet sich damit nicht selbst an.</w:t>
+      </w:r>
+    </w:p>
+    <w:p>
+      <w:pPr>
+        <w:pStyle w:val="BodyText"/>
+      </w:pPr>
+      <w:r>
         <w:t xml:space="preserve">(5)</w:t>
       </w:r>
       <w:r>
@@ -740,7 +748,7 @@
         <w:pStyle w:val="BodyText"/>
       </w:pPr>
       <w:r>
-        <w:t xml:space="preserve">(2) Die Plattform stellt hierfür insbesondere bereit: Suche und Export der Daten einer Person (z. B. eines Fahrers), Berichtigung von Stammdaten, Löschung und Deaktivierung von Nutzern, Datenexport in maschinenlesbarem Format.</w:t>
+        <w:t xml:space="preserve">(2) Die Plattform stellt hierfür insbesondere bereit: Suche und Filter der Lieferungen nach Fahrer, Berichtigung von Stammdaten, Sperren von Zugängen, Löschen von Personen durch den Admin (Anonymisierung nach Anlage 1 Ziffer 1.5) und den vollständigen Datenexport in maschinenlesbarem Format (ZIP mit JSON, CSV und allen Dateien; auch über 4 GB im Format ZIP64; die CSV-Lieferliste enthält alle Lieferungen), aus dem der Kunde die Daten einer Person entnehmen kann. Einen Export nur für eine Person gibt es nicht. Jeder Export steht im Audit-Log des Kunden. Das Löschen von Personen ist in jedem Lizenzstatus möglich, auch nach der Kündigung.</w:t>
       </w:r>
     </w:p>
     <w:p>
@@ -1014,15 +1022,15 @@
         <w:pStyle w:val="BodyText"/>
       </w:pPr>
       <w:r>
-        <w:t xml:space="preserve">(2) Die Löschung im Produktivsystem erfolgt innerhalb von [30] Tagen nach Ablauf des Abrufzeitraums. Datensicherungen werden im regulären Zyklus von 30 Tagen überschrieben. Der Anbieter bestätigt die Löschung auf Verlangen in Textform.</w:t>
-      </w:r>
-    </w:p>
-    <w:p>
-      <w:pPr>
-        <w:pStyle w:val="BodyText"/>
-      </w:pPr>
-      <w:r>
-        <w:t xml:space="preserve">(3) Während der Vertragslaufzeit löscht die Plattform Daten nach den vom Kunden festgelegten Löschfristen automatisch (Leistungsbeschreibung Teil A Ziffer 6).</w:t>
+        <w:t xml:space="preserve">(2) Die Löschung im Produktivsystem erfolgt innerhalb von [30] Tagen nach Ablauf des Abrufzeitraums. Der Anbieter löscht dazu den Mandanten in der Lizenzgeber-Konsole; das ist nur im Status „Gekündigt“ möglich und verlangt die Eingabe des Firmencodes. Gelöscht werden Lieferungen mit Verlauf, alle Dateien samt Verzeichnis auf dem Datenträger, Nutzer, Fahrzeuge, Mitteilungen, das Audit-Log des Mandanten, die Kennungen gegen doppeltes Senden, Sitzungen und Push-Abonnements sowie die Firmen- und Lizenzdaten. Im Protokoll des Anbieters bleibt ein Eintrag mit Firmencode, Firmenname und Anzahl der gelöschten Nutzer und Dateien. Eine automatische Löschung nach Fristablauf gibt es nicht; der Anbieter überwacht die Frist. Datensicherungen werden im regulären Zyklus von 30 Tagen überschrieben. Der Anbieter bestätigt die Löschung auf Verlangen in Textform.</w:t>
+      </w:r>
+    </w:p>
+    <w:p>
+      <w:pPr>
+        <w:pStyle w:val="BodyText"/>
+      </w:pPr>
+      <w:r>
+        <w:t xml:space="preserve">(3) Während der Vertragslaufzeit löscht die Plattform Daten automatisch: abgeschlossene und stornierte Lieferungen nach der vom Kunden festgelegten Frist (1 bis 10 Jahre ab Zustellung bzw. Stornierung), alle übrigen Daten nach festen Fristen (Leistungsbeschreibung Teil A Ziffer 6). Mit jedem Datensatz einer Datei löscht sie auch die Datei auf dem Datenträger: beim Entfernen eines Dokuments sofort, bei Ablauf der Frist mit der Lieferung, bei hochgeladenen Dateien ohne Zuordnung nach 24 Stunden.</w:t>
       </w:r>
     </w:p>
     <w:bookmarkEnd w:id="31"/>
@@ -1125,7 +1133,7 @@
       </w:r>
     </w:p>
     <w:bookmarkEnd w:id="33"/>
-    <w:bookmarkStart w:id="38" w:name="anlage-1--beschreibung-der-verarbeitung"/>
+    <w:bookmarkStart w:id="39" w:name="anlage-1--beschreibung-der-verarbeitung"/>
     <w:p>
       <w:pPr>
         <w:pStyle w:val="Heading2"/>
@@ -1282,7 +1290,7 @@
               <w:jc w:val="left"/>
             </w:pPr>
             <w:r>
-              <w:t xml:space="preserve">Nachvollziehbarkeit von Änderungen und Zugriffen (Audit-Log), Sicherheit</w:t>
+              <w:t xml:space="preserve">Nachvollziehbarkeit von Anmeldungen, Änderungen und Exporten (Audit-Log), Sicherheit</w:t>
             </w:r>
           </w:p>
         </w:tc>
@@ -1296,6 +1304,32 @@
               <w:jc w:val="left"/>
             </w:pPr>
             <w:r>
+              <w:t xml:space="preserve">Schutz vor doppelter Ausführung</w:t>
+            </w:r>
+          </w:p>
+        </w:tc>
+        <w:tc>
+          <w:tcPr/>
+          <w:p>
+            <w:pPr>
+              <w:pStyle w:val="Compact"/>
+              <w:jc w:val="left"/>
+            </w:pPr>
+            <w:r>
+              <w:t xml:space="preserve">Speicherung einer Kennung und des Ergebnisses jeder schreibenden Aktion für 7 Tage, damit eine wiederholte Meldung (z. B. nach einem Funkloch) nicht doppelt gespeichert wird</w:t>
+            </w:r>
+          </w:p>
+        </w:tc>
+      </w:tr>
+      <w:tr>
+        <w:tc>
+          <w:tcPr/>
+          <w:p>
+            <w:pPr>
+              <w:pStyle w:val="Compact"/>
+              <w:jc w:val="left"/>
+            </w:pPr>
+            <w:r>
               <w:t xml:space="preserve">Versand von Benachrichtigungen</w:t>
             </w:r>
           </w:p>
@@ -1308,7 +1342,7 @@
               <w:jc w:val="left"/>
             </w:pPr>
             <w:r>
-              <w:t xml:space="preserve">Push-Benachrichtigungen und System-E-Mails (z. B. Einladung, Passwort zurücksetzen)</w:t>
+              <w:t xml:space="preserve">In-App-Mitteilungen und Push-Benachrichtigungen; die Plattform versendet derzeit keine E-Mails</w:t>
             </w:r>
           </w:p>
         </w:tc>
@@ -1462,7 +1496,7 @@
               <w:jc w:val="left"/>
             </w:pPr>
             <w:r>
-              <w:t xml:space="preserve">Name, Handynummer, Sprache, Führerscheinklasse, Rolle, Status, zugeordnetes Fahrzeug und Auflieger, PIN-Hash</w:t>
+              <w:t xml:space="preserve">Name, Handynummer, Personalnummer, Sprache, Führerscheinklasse, Notiz, Rolle, Status, zugeordnetes Fahrzeug und Auflieger, PIN-Hash, Einladungs-Token mit Ablaufzeit (14 Tage, einmal verwendbar), Zähler für Fehlversuche und Sperrzeit, Zeitpunkt der letzten Anmeldung, Zustimmung zum Standort mit Zeitpunkt; optional E-Mail-Adresse als Kontaktangabe</w:t>
             </w:r>
           </w:p>
         </w:tc>
@@ -1500,7 +1534,7 @@
               <w:jc w:val="left"/>
             </w:pPr>
             <w:r>
-              <w:t xml:space="preserve">Name, E-Mail, Telefon, Rolle, Passwort-Hash</w:t>
+              <w:t xml:space="preserve">Name, E-Mail, Telefon, Rolle, Sprache, Passwort-Hash, Zähler für Fehlversuche und Sperrzeit, Zeitpunkt der letzten Anmeldung; bei eingeschalteter Zwei-Faktor-Anmeldung der geheime Schlüssel der Authenticator-App, der zuletzt verwendete Zeitschritt und der Zeitpunkt des Einschaltens</w:t>
             </w:r>
           </w:p>
         </w:tc>
@@ -1614,7 +1648,7 @@
               <w:jc w:val="left"/>
             </w:pPr>
             <w:r>
-              <w:t xml:space="preserve">Statusschritte mit Zeitpunkt und handelnder Person, Rücknahmen, Rückgaben mit Grund, Notizen, Problemmeldungen, Palettentausch, Ankunftszeiten und Standzeiten</w:t>
+              <w:t xml:space="preserve">Statusschritte mit Zeitpunkt des Tippens auf dem Gerät und – falls abweichend – Eingangszeit beim Server, handelnde Person, Zustell- bzw. Stornozeitpunkt, Rücknahmen, Rückgaben mit Grund, Notizen, Problemmeldungen, Palettentausch, Ankunftszeiten und Standzeiten, Zuweisungen und Fahrerwechsel</w:t>
             </w:r>
           </w:p>
         </w:tc>
@@ -1728,7 +1762,7 @@
               <w:jc w:val="left"/>
             </w:pPr>
             <w:r>
-              <w:t xml:space="preserve">Koordinaten und Genauigkeit im Moment eines Statuswechsels, nur wenn vom Kunden eingeschaltet und vom Fahrer freigegeben</w:t>
+              <w:t xml:space="preserve">Koordinaten und Genauigkeit beim Tippen auf einen Statusschritt oder beim Melden eines Problems, nur wenn vom Kunden eingeschaltet und vom Fahrer in der App zugestimmt und im Gerät freigegeben; Löschung nach 90 Tagen</w:t>
             </w:r>
           </w:p>
         </w:tc>
@@ -1766,7 +1800,7 @@
               <w:jc w:val="left"/>
             </w:pPr>
             <w:r>
-              <w:t xml:space="preserve">Anmeldungen, fehlgeschlagene Anmeldeversuche, Änderungen, Exporte, Support-Zugriffe, jeweils mit Zeitpunkt, Nutzer und IP-Adresse</w:t>
+              <w:t xml:space="preserve">Anmeldungen und fehlgeschlagene Anmeldeversuche (bei unbekannter Handynummer mit der eingegebenen Nummer), Ein- und Ausschalten der Zwei-Faktor-Anmeldung, Änderungen, jeder Export (ZIP, JSON, CSV, Bericht), Erzeugen und Abschalten des API-Schlüssels, Kündigungs- und Tarifwünsche mit Grund (gekürzt), Freigaben des Support-Zugriffs, Zustimmungen zum Standort, jeweils mit Zeitpunkt, Nutzer, Rolle und IP-Adresse; IP-Adressen und eingegebene Kennungen werden nach 90 Tagen entfernt, die Einträge nach 3 Jahren gelöscht</w:t>
             </w:r>
           </w:p>
         </w:tc>
@@ -1804,7 +1838,7 @@
               <w:jc w:val="left"/>
             </w:pPr>
             <w:r>
-              <w:t xml:space="preserve">Push-Abonnement (Endpunkt-URL des Push-Dienstes, öffentlicher Schlüssel), Sitzungskennung (gehasht), Gerätetyp und Browser</w:t>
+              <w:t xml:space="preserve">Push-Abonnement (Endpunkt-URL des Push-Dienstes, öffentlicher Schlüssel; höchstens 10 je Person), Sitzungskennung (gehasht) mit Browser-Kennung (User-Agent); Kennungen gegen doppeltes Senden mit dem Ergebnis der Aktion (7 Tage). Auf dem Gerät des Nutzers zusätzlich die Offline-Warteschlange und – in der Fahrer-App – eine Kopie der zuletzt geladenen Touren (Hinweis zu lokal gespeicherten Informationen)</w:t>
             </w:r>
           </w:p>
         </w:tc>
@@ -1880,7 +1914,7 @@
               <w:jc w:val="left"/>
             </w:pPr>
             <w:r>
-              <w:t xml:space="preserve">Lieferungen je Fahrer und Monat, Pünktlichkeit, Standzeiten</w:t>
+              <w:t xml:space="preserve">bei Abruf berechnet, nicht gespeichert: Lieferungen, Standzeiten und Probleme je Fahrer (nur wenn „Auswertungen je Fahrer“ eingeschaltet ist), je Auftraggeber und je Lade- bzw. Entladestelle, Pünktlichkeit</w:t>
             </w:r>
           </w:p>
         </w:tc>
@@ -1994,6 +2028,24 @@
         <w:t xml:space="preserve">Für die Dauer des Hauptvertrags einschließlich Testphase und Abrufzeitraum; Löschung nach § 11.</w:t>
       </w:r>
     </w:p>
+    <w:bookmarkEnd w:id="37"/>
+    <w:bookmarkStart w:id="38" w:name="X662dc34f9c0084a600db372ca8c090430c7c9da"/>
+    <w:p>
+      <w:pPr>
+        <w:pStyle w:val="Heading3"/>
+      </w:pPr>
+      <w:r>
+        <w:t xml:space="preserve">1.5 Löschen einzelner Personen</w:t>
+      </w:r>
+    </w:p>
+    <w:p>
+      <w:pPr>
+        <w:pStyle w:val="FirstParagraph"/>
+      </w:pPr>
+      <w:r>
+        <w:t xml:space="preserve">Löscht der Admin eine Person, anonymisiert die Plattform den Zugang: Der Name wird „Gelöschter Nutzer“; E-Mail-Adresse, Telefon- bzw. Handynummer, Personalnummer, Führerscheinklasse, Notiz, Passwort- bzw. PIN-Hash, die Zustimmung zum Standort und alle Mitteilungen der Person werden gelöscht; Sitzungen und Push-Abonnements enden sofort. Abgeschlossene Lieferungen behalten den Bezug auf den anonymisierten Zugang. Gelöscht werden außerdem der Schlüssel der Zwei-Faktor-Anmeldung und ein offener Einladungslink. Offene und bestätigte Aufträge eines Fahrers gehen an die Disposition zurück (ohne das vom Fahrer gewählte Fahrzeug); hat der Fahrer eine beladene Tour, lehnt die Plattform das Löschen ab, bis die Tour abgeschlossen oder storniert ist. Notizen, Fotos und Verlaufseinträge, die die Person in Lieferungen erfasst hat, bleiben Teil dieser Lieferungen.</w:t>
+      </w:r>
+    </w:p>
     <w:p>
       <w:r>
         <w:pict>
@@ -2001,9 +2053,9 @@
         </w:pict>
       </w:r>
     </w:p>
-    <w:bookmarkEnd w:id="37"/>
     <w:bookmarkEnd w:id="38"/>
-    <w:bookmarkStart w:id="39" w:name="X9867da18996b06a0bf34ed580e39ca51050d655"/>
+    <w:bookmarkEnd w:id="39"/>
+    <w:bookmarkStart w:id="40" w:name="X9867da18996b06a0bf34ed580e39ca51050d655"/>
     <w:p>
       <w:pPr>
         <w:pStyle w:val="Heading2"/>
@@ -2039,8 +2091,8 @@
         </w:pict>
       </w:r>
     </w:p>
-    <w:bookmarkEnd w:id="39"/>
-    <w:bookmarkStart w:id="40" w:name="anlage-3--unterauftragsverarbeiter"/>
+    <w:bookmarkEnd w:id="40"/>
+    <w:bookmarkStart w:id="41" w:name="anlage-3--unterauftragsverarbeiter"/>
     <w:p>
       <w:pPr>
         <w:pStyle w:val="Heading2"/>
@@ -2256,19 +2308,19 @@
               <w:jc w:val="left"/>
             </w:pPr>
             <w:r>
-              <w:t xml:space="preserve">[E-Mail-Versanddienst], [Anschrift]</w:t>
-            </w:r>
-          </w:p>
-        </w:tc>
-        <w:tc>
-          <w:tcPr/>
-          <w:p>
-            <w:pPr>
-              <w:pStyle w:val="Compact"/>
-              <w:jc w:val="left"/>
-            </w:pPr>
-            <w:r>
-              <w:t xml:space="preserve">Versand von System-E-Mails</w:t>
+              <w:t xml:space="preserve">[E-Mail-Versanddienst, nur falls eingesetzt], [Anschrift]</w:t>
+            </w:r>
+          </w:p>
+        </w:tc>
+        <w:tc>
+          <w:tcPr/>
+          <w:p>
+            <w:pPr>
+              <w:pStyle w:val="Compact"/>
+              <w:jc w:val="left"/>
+            </w:pPr>
+            <w:r>
+              <w:t xml:space="preserve">Versand von System-E-Mails (die Plattform versendet derzeit keine)</w:t>
             </w:r>
           </w:p>
         </w:tc>
@@ -2343,8 +2395,8 @@
         </w:pict>
       </w:r>
     </w:p>
-    <w:bookmarkEnd w:id="40"/>
-    <w:bookmarkStart w:id="41" w:name="X21f508b3d58bda9a81505fcb6ae041f82c63d48"/>
+    <w:bookmarkEnd w:id="41"/>
+    <w:bookmarkStart w:id="42" w:name="X21f508b3d58bda9a81505fcb6ae041f82c63d48"/>
     <w:p>
       <w:pPr>
         <w:pStyle w:val="Heading2"/>
@@ -2398,7 +2450,7 @@
         <w:t xml:space="preserve"> </w:t>
       </w:r>
       <w:r>
-        <w:t xml:space="preserve">Der Admin erteilt die Freigabe in den Einstellungen der Plattform. Er wählt die Dauer (Voreinstellung [24] Stunden, höchstens [7] Tage). Die Plattform speichert das Ende der Freigabe (</w:t>
+        <w:t xml:space="preserve">Der Admin erteilt die Freigabe in der Plattform unter „Einstellungen → Daten &amp; Datenschutz“ mit „Für 24 Stunden freigeben“. Die Plattform speichert das Ende der Freigabe (</w:t>
       </w:r>
       <w:r>
         <w:rPr>
@@ -2407,7 +2459,7 @@
         <w:t xml:space="preserve">supportAccessUntil</w:t>
       </w:r>
       <w:r>
-        <w:t xml:space="preserve">). Nach Ablauf erlischt der Zugriff automatisch. Der Admin kann die Freigabe jederzeit vorzeitig widerrufen.</w:t>
+        <w:t xml:space="preserve">). Nach Ablauf erlischt die Freigabe automatisch. Der Admin kann sie jederzeit mit „Jetzt beenden“ vorzeitig widerrufen.</w:t>
       </w:r>
     </w:p>
     <w:p>
@@ -2431,7 +2483,7 @@
         <w:t xml:space="preserve"> </w:t>
       </w:r>
       <w:r>
-        <w:t xml:space="preserve">Der Support-Zugriff erlaubt das Lesen der Daten des Mandanten, soweit dies für die Analyse des gemeldeten Anliegens erforderlich ist. Änderungen nimmt der Anbieter nur auf ausdrückliche Weisung in Textform vor. Exporte von Auftragsdaten durch den Anbieter sind ausgeschlossen.</w:t>
+        <w:t xml:space="preserve">Der Support-Zugriff erlaubt das Lesen der Daten des Mandanten, soweit dies für die Analyse des gemeldeten Anliegens erforderlich ist. Änderungen nimmt der Anbieter nur auf ausdrückliche Weisung in Textform vor. Exporte von Auftragsdaten durch den Anbieter sind ausgeschlossen. Die Plattform hat derzeit keinen Support-Modus: Die Freigabe wird gespeichert und protokolliert, eröffnet aber keinen technischen Zugang; die Lizenzgeber-Konsole zeigt auch während einer Freigabe keine Auftragsdaten. Bis zur Umsetzung erfolgt Support ohne Zugriff des Anbieters auf den Mandanten, z. B. anhand von Bildschirmfotos oder einer Bildschirmfreigabe durch den Kunden.</w:t>
       </w:r>
     </w:p>
     <w:p>
@@ -2455,7 +2507,7 @@
         <w:t xml:space="preserve"> </w:t>
       </w:r>
       <w:r>
-        <w:t xml:space="preserve">Den Support-Zugriff dürfen nur namentlich benannte und auf Vertraulichkeit verpflichtete Mitarbeiter des Anbieters nutzen, die sich mit [Zwei-Faktor-Authentifizierung] anmelden.</w:t>
+        <w:t xml:space="preserve">Den Support-Zugriff dürfen nur namentlich benannte und auf Vertraulichkeit verpflichtete Mitarbeiter des Anbieters nutzen, die sich mit Zwei-Faktor-Anmeldung anmelden.</w:t>
       </w:r>
     </w:p>
     <w:p>
@@ -2479,7 +2531,7 @@
         <w:t xml:space="preserve"> </w:t>
       </w:r>
       <w:r>
-        <w:t xml:space="preserve">Beginn und Ende der Freigabe, jede Anmeldung im Support-Modus und jede Änderung werden mit Zeitpunkt und Mitarbeiter im Audit-Log des Mandanten gespeichert. Der Admin kann das Protokoll jederzeit einsehen und exportieren.</w:t>
+        <w:t xml:space="preserve">Beginn und vorzeitiges Ende der Freigabe stehen mit Zeitpunkt, Admin und IP-Adresse im Audit-Log des Mandanten. [Nach Umsetzung eines Support-Modus zusätzlich jede Anmeldung im Support-Modus und jede Änderung mit Zeitpunkt und Mitarbeiter.] Der Admin kann das Protokoll in den Einstellungen einsehen (neueste Einträge) und vollständig mit dem Datenexport abrufen.</w:t>
       </w:r>
     </w:p>
     <w:p>
@@ -2508,6 +2560,30 @@
     </w:p>
     <w:p>
       <w:pPr>
+        <w:pStyle w:val="BodyText"/>
+      </w:pPr>
+      <w:r>
+        <w:t xml:space="preserve">(7)</w:t>
+      </w:r>
+      <w:r>
+        <w:t xml:space="preserve"> </w:t>
+      </w:r>
+      <w:r>
+        <w:rPr>
+          <w:bCs/>
+          <w:b/>
+        </w:rPr>
+        <w:t xml:space="preserve">Ausgesperrter Admin.</w:t>
+      </w:r>
+      <w:r>
+        <w:t xml:space="preserve"> </w:t>
+      </w:r>
+      <w:r>
+        <w:t xml:space="preserve">Kann sich der Admin nicht mehr anmelden, erzeugt der Anbieter auf Anforderung des Kunden in der Lizenzgeber-Konsole ein Einmalpasswort für diesen Admin. Die Plattform zeigt es dem Anbieter einmalig an, entsperrt den Zugang, schaltet die Zwei-Faktor-Anmeldung des Admins aus, beendet alle Sitzungen und Push-Abonnements des Admins und verlangt bei der nächsten Anmeldung ein eigenes Passwort; der Vorgang steht im Audit-Log des Mandanten. Der Anbieter übermittelt das Einmalpasswort auf einem zweiten Weg (z. B. telefonisch) an den Kunden und meldet sich damit nicht selbst an.</w:t>
+      </w:r>
+    </w:p>
+    <w:p>
+      <w:pPr>
         <w:pStyle w:val="BlockText"/>
       </w:pPr>
       <w:r>
@@ -2521,7 +2597,16 @@
         <w:t xml:space="preserve"> </w:t>
       </w:r>
       <w:r>
-        <w:t xml:space="preserve">Zwei-Faktor-Authentifizierung für die Plattform-Konsole und den Support-Modus sowie die Kennzeichnung „nur Lesen“ als Anforderungen mit der Umsetzung abgleichen.</w:t>
+        <w:t xml:space="preserve">Support-Modus und Kennzeichnung „nur Lesen“ als Anforderungen mit der Umsetzung abgleichen. Stand 17.10.2026: Einen Support-Modus gibt es nicht; die Freigabe wird nur gespeichert und protokolliert (</w:t>
+      </w:r>
+      <w:r>
+        <w:rPr>
+          <w:rStyle w:val="VerbatimChar"/>
+        </w:rPr>
+        <w:t xml:space="preserve">grantSupportAccess</w:t>
+      </w:r>
+      <w:r>
+        <w:t xml:space="preserve">, höchstens 72 Stunden über die Schnittstelle, in der Oberfläche fest 24 Stunden). Die Lizenzgeber-Konsole hat eine Zwei-Faktor-Anmeldung, die der Anbieter einschalten muss; die Plattform erzwingt sie nicht und zeigt nur einen Warnhinweis, solange sie aus ist. Abs. 4 setzt voraus, dass sie eingeschaltet ist. Mit dem Einmalpasswort nach Abs. 7 könnte sich der Anbieter technisch als Admin anmelden; der Kunde würde das bemerken, weil sein Passwort danach nicht mehr gilt und der Vorgang im Protokoll steht. Ob diese organisatorische Zusage genügt, ist zu prüfen.</w:t>
       </w:r>
     </w:p>
     <w:p>
@@ -2531,8 +2616,8 @@
         </w:pict>
       </w:r>
     </w:p>
-    <w:bookmarkEnd w:id="41"/>
-    <w:bookmarkStart w:id="42" w:name="X71fdc0287379337bf51296663cc0747ea48afb7"/>
+    <w:bookmarkEnd w:id="42"/>
+    <w:bookmarkStart w:id="43" w:name="X71fdc0287379337bf51296663cc0747ea48afb7"/>
     <w:p>
       <w:pPr>
         <w:pStyle w:val="Heading2"/>
@@ -2755,8 +2840,8 @@
         <w:t xml:space="preserve">Änderungen teilen die Parteien einander unverzüglich in Textform mit.</w:t>
       </w:r>
     </w:p>
-    <w:bookmarkEnd w:id="42"/>
     <w:bookmarkEnd w:id="43"/>
+    <w:bookmarkEnd w:id="44"/>
     <w:sectPr/>
   </w:body>
 </w:document>
